--- a/Fase 0/Edwin/Bitacora Edwin Gomez entrega 0.docx
+++ b/Fase 0/Edwin/Bitacora Edwin Gomez entrega 0.docx
@@ -947,7 +947,7 @@
               <w:rPr>
                 <w:rFonts w:ascii="Arial" w:hAnsi="Arial"/>
               </w:rPr>
-              <w:t>La falta de definición o disponibilidad de recursos de infraestructura podría retrasar actividades técnicas posteriores.</w:t>
+              <w:t>La falta de definición de los activos web a proteger y de la información técnica necesaria para el análisis de amenazas podría retrasar la elaboración de la matriz de riesgos y la planificación de pruebas de validación.</w:t>
             </w:r>
           </w:p>
         </w:tc>
@@ -1122,6 +1122,7 @@
                 <w:sz w:val="19"/>
                 <w:szCs w:val="19"/>
               </w:rPr>
+              <w:lastRenderedPageBreak/>
               <w:t>Actividad</w:t>
             </w:r>
           </w:p>
@@ -1318,7 +1319,6 @@
               <w:rPr>
                 <w:rFonts w:ascii="Arial" w:hAnsi="Arial"/>
               </w:rPr>
-              <w:lastRenderedPageBreak/>
               <w:t>Reuniones de seguimiento</w:t>
             </w:r>
           </w:p>
@@ -1409,13 +1409,7 @@
               <w:rPr>
                 <w:rFonts w:ascii="Arial" w:hAnsi="Arial"/>
               </w:rPr>
-              <w:t>H</w:t>
-            </w:r>
-            <w:r>
-              <w:rPr>
-                <w:rFonts w:ascii="Arial" w:hAnsi="Arial"/>
-              </w:rPr>
-              <w:t>erramientas de trabajo</w:t>
+              <w:t>Herramientas de trabajo</w:t>
             </w:r>
           </w:p>
         </w:tc>
@@ -1440,43 +1434,7 @@
               <w:rPr>
                 <w:lang w:val="en-US"/>
               </w:rPr>
-              <w:t>Excel</w:t>
-            </w:r>
-            <w:r>
-              <w:rPr>
-                <w:lang w:val="en-US"/>
-              </w:rPr>
-              <w:t xml:space="preserve">, </w:t>
-            </w:r>
-            <w:r>
-              <w:rPr>
-                <w:lang w:val="en-US"/>
-              </w:rPr>
-              <w:t>Google Docs</w:t>
-            </w:r>
-            <w:r>
-              <w:rPr>
-                <w:lang w:val="en-US"/>
-              </w:rPr>
-              <w:t xml:space="preserve">, </w:t>
-            </w:r>
-            <w:r>
-              <w:rPr>
-                <w:lang w:val="en-US"/>
-              </w:rPr>
-              <w:t>GitHub</w:t>
-            </w:r>
-            <w:r>
-              <w:rPr>
-                <w:lang w:val="en-US"/>
-              </w:rPr>
-              <w:t xml:space="preserve">, </w:t>
-            </w:r>
-            <w:r>
-              <w:rPr>
-                <w:lang w:val="en-US"/>
-              </w:rPr>
-              <w:t>Postman</w:t>
+              <w:t>Excel, Google Docs, GitHub, Postman</w:t>
             </w:r>
             <w:r>
               <w:rPr>
@@ -2066,6 +2024,7 @@
           </w:tcPr>
           <w:p>
             <w:r>
+              <w:lastRenderedPageBreak/>
               <w:t>GitHub</w:t>
             </w:r>
           </w:p>
@@ -2100,11 +2059,7 @@
           </w:tcPr>
           <w:p>
             <w:r>
-              <w:t xml:space="preserve">Se utilizará para almacenar documentación, scripts de prueba y evidencias </w:t>
-            </w:r>
-            <w:r>
-              <w:lastRenderedPageBreak/>
-              <w:t xml:space="preserve">mediante </w:t>
+              <w:t xml:space="preserve">Se utilizará para almacenar documentación, scripts de prueba y evidencias mediante </w:t>
             </w:r>
             <w:proofErr w:type="spellStart"/>
             <w:r>
@@ -2134,7 +2089,6 @@
           </w:tcPr>
           <w:p>
             <w:r>
-              <w:lastRenderedPageBreak/>
               <w:t>Postman</w:t>
             </w:r>
           </w:p>
@@ -2185,7 +2139,15 @@
           </w:tcPr>
           <w:p>
             <w:r>
-              <w:t>Permite enviar solicitudes HTTP/HTTPS controladas y documentar respuestas del sistema.</w:t>
+              <w:t xml:space="preserve">Herramienta identificada para la ejecución de pruebas funcionales y validación de </w:t>
+            </w:r>
+            <w:proofErr w:type="spellStart"/>
+            <w:r>
+              <w:t>endpoints</w:t>
+            </w:r>
+            <w:proofErr w:type="spellEnd"/>
+            <w:r>
+              <w:t xml:space="preserve"> HTTP/HTTPS. Durante la Fase 0 se evaluó su utilización como herramienta principal para las pruebas de validación que se ejecutarán en la Fase 1. La instalación y configuración serán documentadas en las siguientes etapas.</w:t>
             </w:r>
           </w:p>
         </w:tc>
@@ -2243,7 +2205,7 @@
           </w:tcPr>
           <w:p>
             <w:r>
-              <w:t xml:space="preserve">Útil para automatizar pruebas básicas y verificar reglas de filtrado configuradas en el </w:t>
+              <w:t xml:space="preserve">Herramienta identificada para la generación de solicitudes HTTP/HTTPS desde línea de comandos. En la Fase 0 se definió su utilización para pruebas controladas de tráfico durante la validación de reglas de seguridad y comportamiento del </w:t>
             </w:r>
             <w:proofErr w:type="spellStart"/>
             <w:r>
@@ -2885,7 +2847,6 @@
                 <w:sz w:val="19"/>
                 <w:szCs w:val="19"/>
               </w:rPr>
-              <w:lastRenderedPageBreak/>
               <w:t>Solución aplicada</w:t>
             </w:r>
           </w:p>
@@ -3843,7 +3804,21 @@
               <w:rPr>
                 <w:rFonts w:ascii="Arial" w:hAnsi="Arial"/>
               </w:rPr>
-              <w:t>Rol Cloud Jr.</w:t>
+              <w:t xml:space="preserve">Rol Analista </w:t>
+            </w:r>
+            <w:proofErr w:type="spellStart"/>
+            <w:r>
+              <w:rPr>
+                <w:rFonts w:ascii="Arial" w:hAnsi="Arial"/>
+              </w:rPr>
+              <w:t>QA</w:t>
+            </w:r>
+            <w:proofErr w:type="spellEnd"/>
+            <w:r>
+              <w:rPr>
+                <w:rFonts w:ascii="Arial" w:hAnsi="Arial"/>
+              </w:rPr>
+              <w:t xml:space="preserve"> / Seguridad Jr.</w:t>
             </w:r>
           </w:p>
         </w:tc>
@@ -3883,7 +3858,21 @@
               <w:rPr>
                 <w:rFonts w:ascii="Arial" w:hAnsi="Arial"/>
               </w:rPr>
-              <w:t>Responsabilidad enfocada en infraestructura, red, accesos y seguridad. Linux y terminal identificados como entorno principal.</w:t>
+              <w:t xml:space="preserve">Responsabilidad orientada al análisis de riesgos, diseño de pruebas de validación, identificación de amenazas web y generación de evidencias para validar el comportamiento del </w:t>
+            </w:r>
+            <w:proofErr w:type="spellStart"/>
+            <w:r>
+              <w:rPr>
+                <w:rFonts w:ascii="Arial" w:hAnsi="Arial"/>
+              </w:rPr>
+              <w:t>WAF</w:t>
+            </w:r>
+            <w:proofErr w:type="spellEnd"/>
+            <w:r>
+              <w:rPr>
+                <w:rFonts w:ascii="Arial" w:hAnsi="Arial"/>
+              </w:rPr>
+              <w:t>.</w:t>
             </w:r>
           </w:p>
         </w:tc>
@@ -3908,7 +3897,6 @@
               <w:rPr>
                 <w:rFonts w:ascii="Arial" w:hAnsi="Arial"/>
               </w:rPr>
-              <w:lastRenderedPageBreak/>
               <w:t>Cumplimiento</w:t>
             </w:r>
           </w:p>
@@ -4014,7 +4002,21 @@
               <w:rPr>
                 <w:rFonts w:ascii="Arial" w:hAnsi="Arial"/>
               </w:rPr>
-              <w:t>Definir infraestructura y recursos; configuraciones de red; accesos; medidas de seguridad; primeras comprobaciones técnicas. Riesgo: indisponibilidad o falta de definición de recursos.</w:t>
+              <w:t xml:space="preserve">Definir activos web a proteger, identificar amenazas relevantes basadas en </w:t>
+            </w:r>
+            <w:proofErr w:type="spellStart"/>
+            <w:r>
+              <w:rPr>
+                <w:rFonts w:ascii="Arial" w:hAnsi="Arial"/>
+              </w:rPr>
+              <w:t>OWASP</w:t>
+            </w:r>
+            <w:proofErr w:type="spellEnd"/>
+            <w:r>
+              <w:rPr>
+                <w:rFonts w:ascii="Arial" w:hAnsi="Arial"/>
+              </w:rPr>
+              <w:t xml:space="preserve"> Top 10, elaborar matriz de riesgos y diseñar escenarios iniciales de prueba. Riesgo identificado: falta de información técnica suficiente sobre la aplicación a proteger durante las primeras fases del proyecto.</w:t>
             </w:r>
           </w:p>
         </w:tc>
@@ -4327,6 +4329,7 @@
           </w:tcPr>
           <w:p>
             <w:r>
+              <w:lastRenderedPageBreak/>
               <w:t>Identificación de amenazas web relevantes para el proyecto</w:t>
             </w:r>
           </w:p>
@@ -4667,7 +4670,6 @@
           </w:tcPr>
           <w:p>
             <w:r>
-              <w:lastRenderedPageBreak/>
               <w:t xml:space="preserve">Apoyo en la definición de criterios de monitoreo y validación del </w:t>
             </w:r>
             <w:proofErr w:type="spellStart"/>
@@ -5765,7 +5767,6 @@
                 <w:sz w:val="19"/>
                 <w:szCs w:val="19"/>
               </w:rPr>
-              <w:lastRenderedPageBreak/>
               <w:t>Integrante</w:t>
             </w:r>
           </w:p>
@@ -6414,6 +6415,7 @@
                 <w:sz w:val="19"/>
                 <w:szCs w:val="19"/>
               </w:rPr>
+              <w:lastRenderedPageBreak/>
               <w:t>Integrante</w:t>
             </w:r>
           </w:p>
@@ -7658,6 +7660,7 @@
                 <w:sz w:val="19"/>
                 <w:szCs w:val="19"/>
               </w:rPr>
+              <w:lastRenderedPageBreak/>
               <w:t>Integrante</w:t>
             </w:r>
           </w:p>
@@ -8122,7 +8125,7 @@
     <w:tbl>
       <w:tblPr>
         <w:tblStyle w:val="afd"/>
-        <w:tblW w:w="9936" w:type="dxa"/>
+        <w:tblW w:w="10338" w:type="dxa"/>
         <w:jc w:val="center"/>
         <w:tblInd w:w="0" w:type="dxa"/>
         <w:tblBorders>
@@ -8142,7 +8145,7 @@
         <w:gridCol w:w="2232"/>
         <w:gridCol w:w="2160"/>
         <w:gridCol w:w="2088"/>
-        <w:gridCol w:w="1008"/>
+        <w:gridCol w:w="1410"/>
       </w:tblGrid>
       <w:tr>
         <w:trPr>
@@ -8174,7 +8177,6 @@
                 <w:sz w:val="19"/>
                 <w:szCs w:val="19"/>
               </w:rPr>
-              <w:lastRenderedPageBreak/>
               <w:t>Integrante</w:t>
             </w:r>
           </w:p>
@@ -8297,7 +8299,7 @@
         </w:tc>
         <w:tc>
           <w:tcPr>
-            <w:tcW w:w="1008" w:type="dxa"/>
+            <w:tcW w:w="1410" w:type="dxa"/>
             <w:shd w:val="clear" w:color="auto" w:fill="DCE6F1"/>
             <w:tcMar>
               <w:top w:w="90" w:type="dxa"/>
@@ -8399,19 +8401,21 @@
               <w:rPr>
                 <w:rFonts w:ascii="Arial" w:hAnsi="Arial"/>
               </w:rPr>
-              <w:t>Particip</w:t>
-            </w:r>
-            <w:r>
-              <w:rPr>
-                <w:rFonts w:ascii="Arial" w:hAnsi="Arial"/>
-              </w:rPr>
-              <w:t>ar</w:t>
-            </w:r>
-            <w:r>
-              <w:rPr>
-                <w:rFonts w:ascii="Arial" w:hAnsi="Arial"/>
-              </w:rPr>
-              <w:t xml:space="preserve"> en la organización inicial, asumió el rol y estableció </w:t>
+              <w:t xml:space="preserve">Participé en la organización inicial del equipo, asumí formalmente el rol de Analista </w:t>
+            </w:r>
+            <w:proofErr w:type="spellStart"/>
+            <w:r>
+              <w:rPr>
+                <w:rFonts w:ascii="Arial" w:hAnsi="Arial"/>
+              </w:rPr>
+              <w:t>QA</w:t>
+            </w:r>
+            <w:proofErr w:type="spellEnd"/>
+            <w:r>
+              <w:rPr>
+                <w:rFonts w:ascii="Arial" w:hAnsi="Arial"/>
+              </w:rPr>
+              <w:t xml:space="preserve"> / Seguridad Jr. y colaboré en la definición de herramientas que serán utilizadas para la validación funcional y de seguridad durante el proyecto.</w:t>
             </w:r>
           </w:p>
         </w:tc>
@@ -8431,7 +8435,7 @@
               <w:rPr>
                 <w:rFonts w:ascii="Arial" w:hAnsi="Arial"/>
               </w:rPr>
-              <w:t>Definir inicialmente el alcance de las actividades de infraestructura y las herramientas necesarias.</w:t>
+              <w:t>Definir el alcance inicial de las actividades de aseguramiento de calidad y seguridad sin contar todavía con una aplicación desplegada sobre la cual realizar pruebas técnicas.</w:t>
             </w:r>
           </w:p>
         </w:tc>
@@ -8451,8 +8455,50 @@
               <w:rPr>
                 <w:rFonts w:ascii="Arial" w:hAnsi="Arial"/>
               </w:rPr>
-              <w:t>La Entrega 0 se enfocó en organización</w:t>
-            </w:r>
+              <w:t>Se acordó enfocar la Fase 0 en la organización y planificación de actividades, definiendo herramientas, responsabilidades y entregables que servirán de base para la fase de análisis y diseño.</w:t>
+            </w:r>
+          </w:p>
+        </w:tc>
+        <w:tc>
+          <w:tcPr>
+            <w:tcW w:w="1410" w:type="dxa"/>
+            <w:tcMar>
+              <w:top w:w="110" w:type="dxa"/>
+              <w:left w:w="90" w:type="dxa"/>
+              <w:bottom w:w="110" w:type="dxa"/>
+              <w:right w:w="90" w:type="dxa"/>
+            </w:tcMar>
+            <w:vAlign w:val="center"/>
+          </w:tcPr>
+          <w:p>
+            <w:r>
+              <w:rPr>
+                <w:rFonts w:ascii="Arial" w:hAnsi="Arial"/>
+              </w:rPr>
+              <w:t xml:space="preserve">Elaborar el análisis de amenazas y riesgos basado en </w:t>
+            </w:r>
+            <w:proofErr w:type="spellStart"/>
+            <w:r>
+              <w:rPr>
+                <w:rFonts w:ascii="Arial" w:hAnsi="Arial"/>
+              </w:rPr>
+              <w:t>OWASP</w:t>
+            </w:r>
+            <w:proofErr w:type="spellEnd"/>
+            <w:r>
+              <w:rPr>
+                <w:rFonts w:ascii="Arial" w:hAnsi="Arial"/>
+              </w:rPr>
+              <w:t xml:space="preserve"> Top 10, diseñar escenarios preliminares de validación y participar en la definición de la estrategia de protección mediante </w:t>
+            </w:r>
+            <w:proofErr w:type="spellStart"/>
+            <w:r>
+              <w:rPr>
+                <w:rFonts w:ascii="Arial" w:hAnsi="Arial"/>
+              </w:rPr>
+              <w:t>WAF</w:t>
+            </w:r>
+            <w:proofErr w:type="spellEnd"/>
             <w:r>
               <w:rPr>
                 <w:rFonts w:ascii="Arial" w:hAnsi="Arial"/>
@@ -8461,26 +8507,6 @@
             </w:r>
           </w:p>
         </w:tc>
-        <w:tc>
-          <w:tcPr>
-            <w:tcW w:w="1008" w:type="dxa"/>
-            <w:tcMar>
-              <w:top w:w="110" w:type="dxa"/>
-              <w:left w:w="90" w:type="dxa"/>
-              <w:bottom w:w="110" w:type="dxa"/>
-              <w:right w:w="90" w:type="dxa"/>
-            </w:tcMar>
-            <w:vAlign w:val="center"/>
-          </w:tcPr>
-          <w:p>
-            <w:r>
-              <w:rPr>
-                <w:rFonts w:ascii="Arial" w:hAnsi="Arial"/>
-              </w:rPr>
-              <w:t>preparar la estrategia de pruebas y aportar al análisis de riesgos que posteriormente validarás mediante pruebas de seguridad</w:t>
-            </w:r>
-          </w:p>
-        </w:tc>
       </w:tr>
       <w:tr>
         <w:trPr>
@@ -8553,7 +8579,7 @@
         </w:tc>
         <w:tc>
           <w:tcPr>
-            <w:tcW w:w="1008" w:type="dxa"/>
+            <w:tcW w:w="1410" w:type="dxa"/>
             <w:tcMar>
               <w:top w:w="110" w:type="dxa"/>
               <w:left w:w="90" w:type="dxa"/>
@@ -8636,7 +8662,7 @@
         </w:tc>
         <w:tc>
           <w:tcPr>
-            <w:tcW w:w="1008" w:type="dxa"/>
+            <w:tcW w:w="1410" w:type="dxa"/>
             <w:tcMar>
               <w:top w:w="110" w:type="dxa"/>
               <w:left w:w="90" w:type="dxa"/>
@@ -8719,7 +8745,7 @@
         </w:tc>
         <w:tc>
           <w:tcPr>
-            <w:tcW w:w="1008" w:type="dxa"/>
+            <w:tcW w:w="1410" w:type="dxa"/>
             <w:tcMar>
               <w:top w:w="110" w:type="dxa"/>
               <w:left w:w="90" w:type="dxa"/>
@@ -8802,7 +8828,7 @@
         </w:tc>
         <w:tc>
           <w:tcPr>
-            <w:tcW w:w="1008" w:type="dxa"/>
+            <w:tcW w:w="1410" w:type="dxa"/>
             <w:tcMar>
               <w:top w:w="110" w:type="dxa"/>
               <w:left w:w="90" w:type="dxa"/>
@@ -8885,7 +8911,7 @@
         </w:tc>
         <w:tc>
           <w:tcPr>
-            <w:tcW w:w="1008" w:type="dxa"/>
+            <w:tcW w:w="1410" w:type="dxa"/>
             <w:tcMar>
               <w:top w:w="110" w:type="dxa"/>
               <w:left w:w="90" w:type="dxa"/>
@@ -9007,7 +9033,6 @@
                 <w:sz w:val="19"/>
                 <w:szCs w:val="19"/>
               </w:rPr>
-              <w:lastRenderedPageBreak/>
               <w:t>No.</w:t>
             </w:r>
           </w:p>
@@ -9379,7 +9404,35 @@
               <w:rPr>
                 <w:rFonts w:ascii="Arial" w:hAnsi="Arial"/>
               </w:rPr>
-              <w:t>Definición inicial de herramientas de trabajo: ofimática, Git y entorno Linux.</w:t>
+              <w:t xml:space="preserve">Definición de herramientas de trabajo para documentación, control de versiones y futuras pruebas de seguridad: Excel, Google </w:t>
+            </w:r>
+            <w:proofErr w:type="spellStart"/>
+            <w:r>
+              <w:rPr>
+                <w:rFonts w:ascii="Arial" w:hAnsi="Arial"/>
+              </w:rPr>
+              <w:t>Docs</w:t>
+            </w:r>
+            <w:proofErr w:type="spellEnd"/>
+            <w:r>
+              <w:rPr>
+                <w:rFonts w:ascii="Arial" w:hAnsi="Arial"/>
+              </w:rPr>
+              <w:t xml:space="preserve">, GitHub, Postman y </w:t>
+            </w:r>
+            <w:proofErr w:type="spellStart"/>
+            <w:r>
+              <w:rPr>
+                <w:rFonts w:ascii="Arial" w:hAnsi="Arial"/>
+              </w:rPr>
+              <w:t>cURL</w:t>
+            </w:r>
+            <w:proofErr w:type="spellEnd"/>
+            <w:r>
+              <w:rPr>
+                <w:rFonts w:ascii="Arial" w:hAnsi="Arial"/>
+              </w:rPr>
+              <w:t>.</w:t>
             </w:r>
           </w:p>
         </w:tc>
@@ -9484,7 +9537,21 @@
               <w:rPr>
                 <w:rFonts w:ascii="Arial" w:hAnsi="Arial"/>
               </w:rPr>
-              <w:t>Asignación del rol de Ingeniero Cloud Jr. y responsabilidades iniciales.</w:t>
+              <w:t xml:space="preserve">Asignación del rol de Analista </w:t>
+            </w:r>
+            <w:proofErr w:type="spellStart"/>
+            <w:r>
+              <w:rPr>
+                <w:rFonts w:ascii="Arial" w:hAnsi="Arial"/>
+              </w:rPr>
+              <w:t>QA</w:t>
+            </w:r>
+            <w:proofErr w:type="spellEnd"/>
+            <w:r>
+              <w:rPr>
+                <w:rFonts w:ascii="Arial" w:hAnsi="Arial"/>
+              </w:rPr>
+              <w:t xml:space="preserve"> / Seguridad Jr. y definición de responsabilidades relacionadas con pruebas de validación, análisis de riesgos y apoyo a la estrategia de seguridad perimetral.</w:t>
             </w:r>
           </w:p>
         </w:tc>
@@ -9544,7 +9611,27 @@
               <w:rPr>
                 <w:rFonts w:ascii="Arial" w:hAnsi="Arial"/>
               </w:rPr>
-              <w:t>10/03/2026 – Rol Cloud</w:t>
+              <w:t xml:space="preserve">10/03/2026 – </w:t>
+            </w:r>
+            <w:r>
+              <w:rPr>
+                <w:rFonts w:ascii="Arial" w:hAnsi="Arial"/>
+              </w:rPr>
+              <w:t xml:space="preserve">Rol Analista </w:t>
+            </w:r>
+            <w:proofErr w:type="spellStart"/>
+            <w:r>
+              <w:rPr>
+                <w:rFonts w:ascii="Arial" w:hAnsi="Arial"/>
+              </w:rPr>
+              <w:t>QA</w:t>
+            </w:r>
+            <w:proofErr w:type="spellEnd"/>
+            <w:r>
+              <w:rPr>
+                <w:rFonts w:ascii="Arial" w:hAnsi="Arial"/>
+              </w:rPr>
+              <w:t xml:space="preserve"> / Seguridad Jr.</w:t>
             </w:r>
           </w:p>
         </w:tc>
@@ -9790,7 +9877,10 @@
         </w:rPr>
       </w:pPr>
       <w:r>
-        <w:t>Descripción de la evidencia: Evidencias registradas por David Marcelo Guzman Alvarenga para la Entrega 0.</w:t>
+        <w:t xml:space="preserve">Descripción de la evidencia: </w:t>
+      </w:r>
+      <w:r>
+        <w:t>Evidencias registradas por Edwin Eliseo Gomez Flores para la Entrega 0.</w:t>
       </w:r>
     </w:p>
     <w:p>
@@ -9846,7 +9936,21 @@
         <w:spacing w:after="158" w:line="259" w:lineRule="auto"/>
       </w:pPr>
       <w:r>
-        <w:t>Evidencia 3 (E3): Definición inicial de herramientas de trabajo y referencia al repositorio Git.</w:t>
+        <w:t xml:space="preserve">Evidencia 3 (E3): </w:t>
+      </w:r>
+      <w:r>
+        <w:t xml:space="preserve">Definición inicial de herramientas para documentación, pruebas funcionales y validación de seguridad (Excel, GitHub, Postman y </w:t>
+      </w:r>
+      <w:proofErr w:type="spellStart"/>
+      <w:r>
+        <w:t>cURL</w:t>
+      </w:r>
+      <w:proofErr w:type="spellEnd"/>
+      <w:r>
+        <w:t>)</w:t>
+      </w:r>
+      <w:r>
+        <w:t>.</w:t>
       </w:r>
     </w:p>
     <w:p>
@@ -9860,7 +9964,6 @@
           <w:rFonts w:ascii="Cambria" w:eastAsia="Cambria" w:hAnsi="Cambria" w:cs="Cambria"/>
           <w:sz w:val="22"/>
         </w:rPr>
-        <w:lastRenderedPageBreak/>
         <w:t xml:space="preserve"> </w:t>
       </w:r>
     </w:p>
@@ -9869,18 +9972,24 @@
         <w:spacing w:after="159" w:line="258" w:lineRule="auto"/>
         <w:ind w:left="-5" w:right="750" w:hanging="10"/>
         <w:jc w:val="both"/>
-      </w:pPr>
-      <w:r>
-        <w:t>Evidencia 4 (E4): Asignación del rol de Ingeniero Cloud Jr. y responsabilidades iniciales.</w:t>
-      </w:r>
-    </w:p>
-    <w:p>
-      <w:pPr>
-        <w:spacing w:before="80" w:after="40"/>
         <w:rPr>
           <w:color w:val="FFFFFF" w:themeColor="background1"/>
         </w:rPr>
       </w:pPr>
+      <w:r>
+        <w:t xml:space="preserve">Evidencia 4 (E4): </w:t>
+      </w:r>
+      <w:r>
+        <w:t xml:space="preserve">Asignación del rol de Analista </w:t>
+      </w:r>
+      <w:proofErr w:type="spellStart"/>
+      <w:r>
+        <w:t>QA</w:t>
+      </w:r>
+      <w:proofErr w:type="spellEnd"/>
+      <w:r>
+        <w:t xml:space="preserve"> / Seguridad Jr. y definición de responsabilidades iniciales asociadas a pruebas de validación y análisis de riesgos.</w:t>
+      </w:r>
     </w:p>
     <w:p>
       <w:pPr>
@@ -9890,6 +9999,7 @@
         <w:rPr>
           <w:noProof/>
         </w:rPr>
+        <w:lastRenderedPageBreak/>
         <w:drawing>
           <wp:inline distT="0" distB="0" distL="0" distR="0" wp14:anchorId="21EC127C" wp14:editId="788DE819">
             <wp:extent cx="5303520" cy="5785658"/>
@@ -10860,6 +10970,7 @@
   <w:style w:type="character" w:default="1" w:styleId="Fuentedeprrafopredeter">
     <w:name w:val="Default Paragraph Font"/>
     <w:uiPriority w:val="1"/>
+    <w:semiHidden/>
     <w:unhideWhenUsed/>
   </w:style>
   <w:style w:type="table" w:default="1" w:styleId="Tablanormal">
